--- a/docs/CodeProctor_Abstract.docx
+++ b/docs/CodeProctor_Abstract.docx
@@ -843,7 +843,7 @@
         <w:rPr>
           <w:w w:val="105"/>
         </w:rPr>
-        <w:t xml:space="preserve">The primary objective of CodeProctor is to provide a secure and fair online coding environment by combining automated code evaluation with explainable malpractice detection.</w:t>
+        <w:t>The primary objective of CodeProctor is to provide a secure and fair online coding environment by combining automated code evaluation with explainable malpractice detection.</w:t>
       </w:r>
       <w:r>
         <w:rPr>
@@ -986,7 +986,7 @@
         <w:rPr>
           <w:w w:val="105"/>
         </w:rPr>
-        <w:t xml:space="preserve">a timestamped timeline of suspicious activities</w:t>
+        <w:t>a timestamped timeline of suspicious activities</w:t>
       </w:r>
       <w:r>
         <w:rPr>
@@ -1168,7 +1168,7 @@
         <w:rPr>
           <w:w w:val="105"/>
         </w:rPr>
-        <w:t xml:space="preserve">events are captured using browser APIs and analyzed through a Python-based FastAPI</w:t>
+        <w:t>events are captured using browser APIs and analyzed through a Python-based FastAPI</w:t>
       </w:r>
       <w:r>
         <w:rPr>
@@ -1272,7 +1272,7 @@
     <w:p>
       <w:pPr>
         <w:pStyle w:val="BodyText"/>
-        <w:spacing w:before="1" w:line="288" w:lineRule="auto"/>
+        <w:spacing w:before="1" w:line="276" w:lineRule="auto"/>
         <w:ind w:left="52" w:right="33" w:firstLine="0"/>
         <w:jc w:val="both"/>
       </w:pPr>
@@ -1280,291 +1280,40 @@
         <w:rPr>
           <w:w w:val="105"/>
         </w:rPr>
-        <w:t>To ensure secure execution of user-submitted programs, source code is executed inside isolated and resource-limited Docker containers. Submission requests are processed asynchronously</w:t>
-      </w:r>
-      <w:r>
-        <w:rPr>
-          <w:spacing w:val="40"/>
-          <w:w w:val="105"/>
-        </w:rPr>
-        <w:t xml:space="preserve"> </w:t>
-      </w:r>
-      <w:r>
-        <w:rPr>
-          <w:w w:val="105"/>
-        </w:rPr>
-        <w:t>through</w:t>
-      </w:r>
-      <w:r>
-        <w:rPr>
-          <w:spacing w:val="40"/>
-          <w:w w:val="105"/>
-        </w:rPr>
-        <w:t xml:space="preserve"> </w:t>
-      </w:r>
-      <w:r>
-        <w:rPr>
-          <w:w w:val="105"/>
-        </w:rPr>
-        <w:t>a</w:t>
-      </w:r>
-      <w:r>
-        <w:rPr>
-          <w:spacing w:val="40"/>
-          <w:w w:val="105"/>
-        </w:rPr>
-        <w:t xml:space="preserve"> </w:t>
-      </w:r>
-      <w:r>
-        <w:rPr>
-          <w:w w:val="105"/>
-        </w:rPr>
-        <w:t>Redis-backed</w:t>
-      </w:r>
-      <w:r>
-        <w:rPr>
-          <w:spacing w:val="40"/>
-          <w:w w:val="105"/>
-        </w:rPr>
-        <w:t xml:space="preserve"> </w:t>
-      </w:r>
-      <w:r>
-        <w:rPr>
-          <w:w w:val="105"/>
-        </w:rPr>
-        <w:t>job</w:t>
-      </w:r>
-      <w:r>
-        <w:rPr>
-          <w:spacing w:val="40"/>
-          <w:w w:val="105"/>
-        </w:rPr>
-        <w:t xml:space="preserve"> </w:t>
-      </w:r>
-      <w:r>
-        <w:rPr>
-          <w:w w:val="105"/>
-        </w:rPr>
-        <w:t>queue,</w:t>
-      </w:r>
-      <w:r>
-        <w:rPr>
-          <w:spacing w:val="40"/>
-          <w:w w:val="105"/>
-        </w:rPr>
-        <w:t xml:space="preserve"> </w:t>
-      </w:r>
-      <w:r>
-        <w:rPr>
-          <w:w w:val="105"/>
-        </w:rPr>
-        <w:t>preventing</w:t>
-      </w:r>
-      <w:r>
-        <w:rPr>
-          <w:spacing w:val="40"/>
-          <w:w w:val="105"/>
-        </w:rPr>
-        <w:t xml:space="preserve"> </w:t>
-      </w:r>
-      <w:r>
-        <w:rPr>
-          <w:w w:val="105"/>
-        </w:rPr>
-        <w:t>malicious</w:t>
-      </w:r>
-      <w:r>
-        <w:rPr>
-          <w:spacing w:val="40"/>
-          <w:w w:val="105"/>
-        </w:rPr>
-        <w:t xml:space="preserve"> </w:t>
-      </w:r>
-      <w:r>
-        <w:rPr>
-          <w:w w:val="105"/>
-        </w:rPr>
-        <w:t>or</w:t>
-      </w:r>
-      <w:r>
-        <w:rPr>
-          <w:spacing w:val="40"/>
-          <w:w w:val="105"/>
-        </w:rPr>
-        <w:t xml:space="preserve"> </w:t>
-      </w:r>
-      <w:r>
-        <w:rPr>
-          <w:w w:val="105"/>
-        </w:rPr>
-        <w:t>faulty programs from affecting</w:t>
-      </w:r>
-      <w:r>
-        <w:rPr>
-          <w:spacing w:val="40"/>
-          <w:w w:val="105"/>
-        </w:rPr>
-        <w:t xml:space="preserve"> </w:t>
-      </w:r>
-      <w:r>
-        <w:rPr>
-          <w:w w:val="105"/>
-        </w:rPr>
-        <w:t>the</w:t>
-      </w:r>
-      <w:r>
-        <w:rPr>
-          <w:spacing w:val="40"/>
-          <w:w w:val="105"/>
-        </w:rPr>
-        <w:t xml:space="preserve"> </w:t>
-      </w:r>
-      <w:r>
-        <w:rPr>
-          <w:w w:val="105"/>
-        </w:rPr>
-        <w:t>host</w:t>
-      </w:r>
-      <w:r>
-        <w:rPr>
-          <w:spacing w:val="40"/>
-          <w:w w:val="105"/>
-        </w:rPr>
-        <w:t xml:space="preserve"> </w:t>
-      </w:r>
-      <w:r>
-        <w:rPr>
-          <w:w w:val="105"/>
-        </w:rPr>
-        <w:t>system</w:t>
-      </w:r>
-      <w:r>
-        <w:rPr>
-          <w:spacing w:val="40"/>
-          <w:w w:val="105"/>
-        </w:rPr>
-        <w:t xml:space="preserve"> </w:t>
-      </w:r>
-      <w:r>
-        <w:rPr>
-          <w:w w:val="105"/>
-        </w:rPr>
-        <w:t>while</w:t>
-      </w:r>
-      <w:r>
-        <w:rPr>
-          <w:spacing w:val="40"/>
-          <w:w w:val="105"/>
-        </w:rPr>
-        <w:t xml:space="preserve"> </w:t>
-      </w:r>
-      <w:r>
-        <w:rPr>
-          <w:w w:val="105"/>
-        </w:rPr>
-        <w:t>supporting</w:t>
-      </w:r>
-      <w:r>
-        <w:rPr>
-          <w:spacing w:val="40"/>
-          <w:w w:val="105"/>
-        </w:rPr>
-        <w:t xml:space="preserve"> </w:t>
-      </w:r>
-      <w:r>
-        <w:rPr>
-          <w:w w:val="105"/>
-        </w:rPr>
-        <w:t>multiple</w:t>
-      </w:r>
-      <w:r>
-        <w:rPr>
-          <w:spacing w:val="40"/>
-          <w:w w:val="105"/>
-        </w:rPr>
-        <w:t xml:space="preserve"> </w:t>
-      </w:r>
-      <w:r>
-        <w:rPr>
-          <w:w w:val="105"/>
-        </w:rPr>
-        <w:t>programming languages.</w:t>
-      </w:r>
-      <w:r>
-        <w:rPr>
-          <w:spacing w:val="40"/>
-          <w:w w:val="105"/>
-        </w:rPr>
-        <w:t xml:space="preserve"> </w:t>
-      </w:r>
-      <w:r>
-        <w:rPr>
-          <w:w w:val="105"/>
-        </w:rPr>
-        <w:t>The</w:t>
-      </w:r>
-      <w:r>
-        <w:rPr>
-          <w:spacing w:val="40"/>
-          <w:w w:val="105"/>
-        </w:rPr>
-        <w:t xml:space="preserve"> </w:t>
-      </w:r>
-      <w:r>
-        <w:rPr>
-          <w:w w:val="105"/>
-        </w:rPr>
-        <w:t>platform</w:t>
-      </w:r>
-      <w:r>
-        <w:rPr>
-          <w:spacing w:val="40"/>
-          <w:w w:val="105"/>
-        </w:rPr>
-        <w:t xml:space="preserve"> </w:t>
-      </w:r>
-      <w:r>
-        <w:rPr>
-          <w:w w:val="105"/>
-        </w:rPr>
-        <w:t>is</w:t>
-      </w:r>
-      <w:r>
-        <w:rPr>
-          <w:spacing w:val="40"/>
-          <w:w w:val="105"/>
-        </w:rPr>
-        <w:t xml:space="preserve"> </w:t>
-      </w:r>
-      <w:r>
-        <w:rPr>
-          <w:w w:val="105"/>
-        </w:rPr>
-        <w:t>developed</w:t>
-      </w:r>
-      <w:r>
-        <w:rPr>
-          <w:spacing w:val="40"/>
-          <w:w w:val="105"/>
-        </w:rPr>
-        <w:t xml:space="preserve"> </w:t>
-      </w:r>
-      <w:r>
-        <w:rPr>
-          <w:w w:val="105"/>
-        </w:rPr>
-        <w:t>using</w:t>
-      </w:r>
-      <w:r>
-        <w:rPr>
-          <w:spacing w:val="40"/>
-          <w:w w:val="105"/>
-        </w:rPr>
-        <w:t xml:space="preserve"> </w:t>
+        <w:t xml:space="preserve">To ensure secure execution of user-submitted programs, source code is executed inside isolated and resource-limited </w:t>
       </w:r>
       <w:r>
         <w:rPr>
           <w:b/>
+          <w:bCs/>
+          <w:w w:val="105"/>
+        </w:rPr>
+        <w:t>Docker</w:t>
+      </w:r>
+      <w:r>
+        <w:rPr>
+          <w:w w:val="105"/>
+        </w:rPr>
+        <w:t xml:space="preserve"> containers. Submission requests are processed asynchronously through a </w:t>
+      </w:r>
+      <w:r>
+        <w:rPr>
+          <w:b/>
+          <w:bCs/>
+          <w:w w:val="105"/>
+        </w:rPr>
+        <w:t>Redis-backed job queue</w:t>
+      </w:r>
+      <w:r>
+        <w:rPr>
+          <w:w w:val="105"/>
+        </w:rPr>
+        <w:t xml:space="preserve">, preventing malicious or faulty programs from affecting the host system while supporting multiple programming languages. The platform is developed using </w:t>
+      </w:r>
+      <w:r>
+        <w:rPr>
+          <w:b/>
+          <w:bCs/>
           <w:w w:val="105"/>
         </w:rPr>
         <w:t>Next.js</w:t>
@@ -1573,141 +1322,35 @@
         <w:rPr>
           <w:w w:val="105"/>
         </w:rPr>
-        <w:t xml:space="preserve"> as a unified full-stack framework, handling both the frontend and backend within a single codebase,</w:t>
-      </w:r>
-      <w:r>
-        <w:rPr>
-          <w:spacing w:val="40"/>
-          <w:w w:val="105"/>
-        </w:rPr>
-        <w:t xml:space="preserve"> </w:t>
+        <w:t xml:space="preserve"> as a unified full-stack framework, handling both the frontend and backend within a single codebase, </w:t>
       </w:r>
       <w:r>
         <w:rPr>
           <w:b/>
+          <w:bCs/>
           <w:w w:val="105"/>
         </w:rPr>
         <w:t>PostgreSQL</w:t>
       </w:r>
       <w:r>
         <w:rPr>
+          <w:w w:val="105"/>
+        </w:rPr>
+        <w:t xml:space="preserve"> for persistent data storage, and </w:t>
+      </w:r>
+      <w:r>
+        <w:rPr>
           <w:b/>
-          <w:spacing w:val="40"/>
-          <w:w w:val="105"/>
-        </w:rPr>
-        <w:t xml:space="preserve"> </w:t>
-      </w:r>
-      <w:r>
-        <w:rPr>
-          <w:w w:val="105"/>
-        </w:rPr>
-        <w:t>for</w:t>
-      </w:r>
-      <w:r>
-        <w:rPr>
-          <w:spacing w:val="40"/>
-          <w:w w:val="105"/>
-        </w:rPr>
-        <w:t xml:space="preserve"> </w:t>
-      </w:r>
-      <w:r>
-        <w:rPr>
-          <w:w w:val="105"/>
-        </w:rPr>
-        <w:t>persistent</w:t>
-      </w:r>
-      <w:r>
-        <w:rPr>
-          <w:spacing w:val="40"/>
-          <w:w w:val="105"/>
-        </w:rPr>
-        <w:t xml:space="preserve"> </w:t>
-      </w:r>
-      <w:r>
-        <w:rPr>
-          <w:w w:val="105"/>
-        </w:rPr>
-        <w:t>data</w:t>
-      </w:r>
-      <w:r>
-        <w:rPr>
-          <w:spacing w:val="40"/>
-          <w:w w:val="105"/>
-        </w:rPr>
-        <w:t xml:space="preserve"> </w:t>
-      </w:r>
-      <w:r>
-        <w:rPr>
-          <w:w w:val="105"/>
-        </w:rPr>
-        <w:t>storage,</w:t>
-      </w:r>
-      <w:r>
-        <w:rPr>
-          <w:spacing w:val="40"/>
-          <w:w w:val="105"/>
-        </w:rPr>
-        <w:t xml:space="preserve"> </w:t>
-      </w:r>
-      <w:r>
-        <w:rPr>
-          <w:b/>
+          <w:bCs/>
           <w:w w:val="105"/>
         </w:rPr>
         <w:t>Redis</w:t>
       </w:r>
       <w:r>
         <w:rPr>
-          <w:b/>
-          <w:spacing w:val="40"/>
-          <w:w w:val="105"/>
-        </w:rPr>
-        <w:t xml:space="preserve"> </w:t>
-      </w:r>
-      <w:r>
-        <w:rPr>
-          <w:w w:val="105"/>
-        </w:rPr>
-        <w:t>for</w:t>
-      </w:r>
-      <w:r>
-        <w:rPr>
-          <w:spacing w:val="40"/>
-          <w:w w:val="105"/>
-        </w:rPr>
-        <w:t xml:space="preserve"> </w:t>
-      </w:r>
-      <w:r>
-        <w:rPr>
-          <w:w w:val="105"/>
-        </w:rPr>
-        <w:t xml:space="preserve">caching and asynchronous task management, and </w:t>
-      </w:r>
-      <w:r>
-        <w:rPr>
-          <w:b/>
-          <w:w w:val="105"/>
-        </w:rPr>
-        <w:t xml:space="preserve">Socket.IO </w:t>
-      </w:r>
-      <w:r>
-        <w:rPr>
-          <w:w w:val="105"/>
-        </w:rPr>
-        <w:t>for live submission status</w:t>
-      </w:r>
-      <w:r>
-        <w:rPr>
-          <w:spacing w:val="80"/>
-          <w:w w:val="105"/>
-        </w:rPr>
-        <w:t xml:space="preserve"> </w:t>
-      </w:r>
-      <w:r>
-        <w:rPr>
-          <w:w w:val="105"/>
-        </w:rPr>
-        <w:t>updates after a user submits code.</w:t>
+          <w:w w:val="105"/>
+        </w:rPr>
+        <w:t xml:space="preserve"> for caching and asynchronous task management.</w:t>
       </w:r>
     </w:p>
     <w:p>
@@ -1728,14 +1371,13 @@
         <w:rPr>
           <w:w w:val="105"/>
         </w:rPr>
-        <w:t xml:space="preserve">Overall, CodeProctor provides a comprehensive solution for secure online coding assessments by integrating automated code evaluation, configurable proctoring, real-time communication,</w:t>
-      </w:r>
-      <w:r>
-        <w:rPr>
-          <w:spacing w:val="40"/>
-          <w:w w:val="105"/>
-        </w:rPr>
-        <w:t xml:space="preserve"> </w:t>
+        <w:t>Overall, CodeProctor provides a comprehensive solution for secure online coding assessments by integrating automated code evaluation, configurable proctoring</w:t>
+      </w:r>
+      <w:r>
+        <w:rPr>
+          <w:w w:val="105"/>
+        </w:rPr>
+        <w:t xml:space="preserve">, </w:t>
       </w:r>
       <w:r>
         <w:rPr>
@@ -2603,65 +2245,11 @@
         <w:tabs>
           <w:tab w:val="left" w:pos="346"/>
         </w:tabs>
-        <w:spacing w:before="196"/>
         <w:ind w:left="346" w:hanging="294"/>
       </w:pPr>
       <w:bookmarkStart w:id="10" w:name="7._Real-Time_Communication"/>
+      <w:bookmarkStart w:id="11" w:name="8._Development_Tools"/>
       <w:bookmarkEnd w:id="10"/>
-      <w:r>
-        <w:t>Real-Time</w:t>
-      </w:r>
-      <w:r>
-        <w:rPr>
-          <w:spacing w:val="11"/>
-        </w:rPr>
-        <w:t xml:space="preserve"> </w:t>
-      </w:r>
-      <w:r>
-        <w:rPr>
-          <w:spacing w:val="-2"/>
-        </w:rPr>
-        <w:t>Communication</w:t>
-      </w:r>
-    </w:p>
-    <w:p>
-      <w:pPr>
-        <w:pStyle w:val="ListParagraph"/>
-        <w:numPr>
-          <w:ilvl w:val="1"/>
-          <w:numId w:val="1"/>
-        </w:numPr>
-        <w:tabs>
-          <w:tab w:val="left" w:pos="872"/>
-        </w:tabs>
-        <w:spacing w:before="190"/>
-        <w:ind w:left="872" w:hanging="294"/>
-        <w:rPr>
-          <w:sz w:val="23"/>
-        </w:rPr>
-      </w:pPr>
-      <w:r>
-        <w:rPr>
-          <w:spacing w:val="-2"/>
-          <w:w w:val="105"/>
-          <w:sz w:val="23"/>
-        </w:rPr>
-        <w:t>Socket.IO</w:t>
-      </w:r>
-    </w:p>
-    <w:p>
-      <w:pPr>
-        <w:pStyle w:val="Heading3"/>
-        <w:numPr>
-          <w:ilvl w:val="0"/>
-          <w:numId w:val="1"/>
-        </w:numPr>
-        <w:tabs>
-          <w:tab w:val="left" w:pos="346"/>
-        </w:tabs>
-        <w:ind w:left="346" w:hanging="294"/>
-      </w:pPr>
-      <w:bookmarkStart w:id="11" w:name="8._Development_Tools"/>
       <w:bookmarkEnd w:id="11"/>
       <w:r>
         <w:rPr>
@@ -3366,7 +2954,6 @@
   <w:style w:type="character" w:default="1" w:styleId="DefaultParagraphFont">
     <w:name w:val="Default Paragraph Font"/>
     <w:uiPriority w:val="1"/>
-    <w:semiHidden/>
     <w:unhideWhenUsed/>
   </w:style>
   <w:style w:type="table" w:default="1" w:styleId="TableNormal">
